--- a/docs/PowerMem部署安装手册-0.0.0.0监听版.docx
+++ b/docs/PowerMem部署安装手册-0.0.0.0监听版.docx
@@ -1569,37 +1569,37 @@
           <w:color w:val="24292F"/>
           <w:sz w:val="17"/>
         </w:rPr>
-        <w:t>LLM_MODEL=deepseek-v4-pro</w:t>
-      </w:r>
-    </w:p>
-    <w:p>
-      <w:pPr>
-        <w:pStyle w:val="164"/>
-        <w:shd w:val="clear" w:fill="F6F8FA"/>
-        <w:spacing w:before="0" w:after="0" w:line="240" w:lineRule="auto"/>
-      </w:pPr>
-      <w:r>
-        <w:rPr>
-          <w:rFonts w:ascii="Consolas" w:hAnsi="Consolas" w:eastAsia="Consolas"/>
-          <w:color w:val="24292F"/>
-          <w:sz w:val="17"/>
-        </w:rPr>
-        <w:t>LLM_API_KEY=REPLACE_WITH_PIXELFLOW_DEEPSEEK_KEY</w:t>
-      </w:r>
-    </w:p>
-    <w:p>
-      <w:pPr>
-        <w:pStyle w:val="164"/>
-        <w:shd w:val="clear" w:fill="F6F8FA"/>
-        <w:spacing w:before="0" w:after="0" w:line="240" w:lineRule="auto"/>
-      </w:pPr>
-      <w:r>
-        <w:rPr>
-          <w:rFonts w:ascii="Consolas" w:hAnsi="Consolas" w:eastAsia="Consolas"/>
-          <w:color w:val="24292F"/>
-          <w:sz w:val="17"/>
-        </w:rPr>
-        <w:t>OPENAI_LLM_BASE_URL=https://yunwu.site/v1</w:t>
+        <w:t>LLM_MODEL=deepseek-v4-pro-202606</w:t>
+      </w:r>
+    </w:p>
+    <w:p>
+      <w:pPr>
+        <w:pStyle w:val="164"/>
+        <w:shd w:val="clear" w:fill="F6F8FA"/>
+        <w:spacing w:before="0" w:after="0" w:line="240" w:lineRule="auto"/>
+      </w:pPr>
+      <w:r>
+        <w:rPr>
+          <w:rFonts w:ascii="Consolas" w:hAnsi="Consolas" w:eastAsia="Consolas"/>
+          <w:color w:val="24292F"/>
+          <w:sz w:val="17"/>
+        </w:rPr>
+        <w:t>LLM_API_KEY=sk-168bc06b8049ecaf15e49519a02ac34f</w:t>
+      </w:r>
+    </w:p>
+    <w:p>
+      <w:pPr>
+        <w:pStyle w:val="164"/>
+        <w:shd w:val="clear" w:fill="F6F8FA"/>
+        <w:spacing w:before="0" w:after="0" w:line="240" w:lineRule="auto"/>
+      </w:pPr>
+      <w:r>
+        <w:rPr>
+          <w:rFonts w:ascii="Consolas" w:hAnsi="Consolas" w:eastAsia="Consolas"/>
+          <w:color w:val="24292F"/>
+          <w:sz w:val="17"/>
+        </w:rPr>
+        <w:t>OPENAI_LLM_BASE_URL=https://chaomengai.com/v1</w:t>
       </w:r>
     </w:p>
     <w:p>
@@ -3024,22 +3024,22 @@
           <w:color w:val="24292F"/>
           <w:sz w:val="17"/>
         </w:rPr>
-        <w:t>if grep -q 'REPLACE_WITH_PIXELFLOW_DEEPSEEK_KEY' "$APP_HOME/.env"; then</w:t>
-      </w:r>
-    </w:p>
-    <w:p>
-      <w:pPr>
-        <w:pStyle w:val="164"/>
-        <w:shd w:val="clear" w:fill="F6F8FA"/>
-        <w:spacing w:before="0" w:after="0" w:line="240" w:lineRule="auto"/>
-      </w:pPr>
-      <w:r>
-        <w:rPr>
-          <w:rFonts w:ascii="Consolas" w:hAnsi="Consolas" w:eastAsia="Consolas"/>
-          <w:color w:val="24292F"/>
-          <w:sz w:val="17"/>
-        </w:rPr>
-        <w:t xml:space="preserve">  echo "请先编辑 $APP_HOME/.env，把 LLM_API_KEY 替换为 PixelFlow 配置里的 deepseek-v4-pro api_key"</w:t>
+        <w:t>if ! grep -Eq '^LLM_API_KEY=sk-[^[:space:]]+$' "$APP_HOME/.env"; then</w:t>
+      </w:r>
+    </w:p>
+    <w:p>
+      <w:pPr>
+        <w:pStyle w:val="164"/>
+        <w:shd w:val="clear" w:fill="F6F8FA"/>
+        <w:spacing w:before="0" w:after="0" w:line="240" w:lineRule="auto"/>
+      </w:pPr>
+      <w:r>
+        <w:rPr>
+          <w:rFonts w:ascii="Consolas" w:hAnsi="Consolas" w:eastAsia="Consolas"/>
+          <w:color w:val="24292F"/>
+          <w:sz w:val="17"/>
+        </w:rPr>
+        <w:t xml:space="preserve">  echo "请检查 $APP_HOME/.env，LLM_API_KEY 必须填写有效的 AIRouter API Key"</w:t>
       </w:r>
     </w:p>
     <w:p>
@@ -5424,7 +5424,7 @@
           <w:color w:val="24292F"/>
           <w:sz w:val="17"/>
         </w:rPr>
-        <w:t>echo "2. replace LLM_API_KEY"</w:t>
+        <w:t>echo "2. verify AIRouter LLM settings"</w:t>
       </w:r>
     </w:p>
     <w:p>
@@ -5640,7 +5640,7 @@
           <w:color w:val="24292F"/>
           <w:sz w:val="17"/>
         </w:rPr>
-        <w:t>LLM_API_KEY=REPLACE_WITH_PIXELFLOW_DEEPSEEK_KEY</w:t>
+        <w:t>LLM_API_KEY=sk-168bc06b8049ecaf15e49519a02ac34f</w:t>
       </w:r>
     </w:p>
     <w:p>
@@ -5670,7 +5670,7 @@
           <w:color w:val="24292F"/>
           <w:sz w:val="17"/>
         </w:rPr>
-        <w:t># 替换成 PixelFlow 测试环境 backend/config.dev.yml 里 deepseek-v4-pro 使用的 api_key</w:t>
+        <w:t># 使用 AIRouter 的 deepseek-v4-pro-202606 API Key；本手册已写入当前测试环境配置</w:t>
       </w:r>
     </w:p>
     <w:p>
@@ -6119,7 +6119,7 @@
           <w:color w:val="24292F"/>
           <w:sz w:val="17"/>
         </w:rPr>
-        <w:t>LLM_API_KEY=REPLACE_WITH_PIXELFLOW_DEEPSEEK_KEY</w:t>
+        <w:t>LLM_API_KEY=sk-168bc06b8049ecaf15e49519a02ac34f</w:t>
       </w:r>
     </w:p>
     <w:p>
@@ -6149,7 +6149,7 @@
           <w:color w:val="24292F"/>
           <w:sz w:val="17"/>
         </w:rPr>
-        <w:t># 替换成 PixelFlow 生产环境 backend/config.prod.yml 里 deepseek-v4-pro 使用的 api_key</w:t>
+        <w:t># 如生产环境也使用 AIRouter，请使用 deepseek-v4-pro-202606 对应的同一组 API Key</w:t>
       </w:r>
     </w:p>
     <w:p>
@@ -7812,7 +7812,7 @@
           <w:rFonts w:ascii="微软雅黑" w:hAnsi="微软雅黑" w:eastAsia="微软雅黑"/>
           <w:sz w:val="21"/>
         </w:rPr>
-        <w:t>LLM 是 PowerMem 用来整理、归纳记忆的模型；这里和 PixelFlow 一样用 deepseek-v4-pro。</w:t>
+        <w:t>LLM 是 PowerMem 用来整理、归纳记忆的模型；当前通过 OpenAI 兼容协议访问 AIRouter，实际模型为 deepseek-v4-pro-202606。</w:t>
       </w:r>
     </w:p>
     <w:p>
@@ -7838,7 +7838,7 @@
           <w:rFonts w:ascii="微软雅黑" w:hAnsi="微软雅黑" w:eastAsia="微软雅黑"/>
           <w:sz w:val="21"/>
         </w:rPr>
-        <w:t>只换 LLM 模型、base_url 或 api_key，一般不会影响已有记忆数据；停止 PowerMem，改 .env，再启动即可。</w:t>
+        <w:t>只更换 LLM 模型、Base URL 或 API Key 不会改变 embedding 和已有向量数据；停止 PowerMem、修改 .env、重新启动并验证即可。</w:t>
       </w:r>
     </w:p>
     <w:p>
@@ -7852,6 +7852,241 @@
           <w:sz w:val="21"/>
         </w:rPr>
         <w:t>如果更换 embedding 模型并且维度变化，例如从 384 改成 768，旧向量库可能不兼容，需要重新建库或迁移。</w:t>
+      </w:r>
+    </w:p>
+    <w:p>
+      <w:pPr>
+        <w:pStyle w:val="4"/>
+      </w:pPr>
+      <w:r>
+        <w:t>9.1 已部署测试环境切换 AIRouter LLM</w:t>
+      </w:r>
+    </w:p>
+    <w:p>
+      <w:pPr/>
+      <w:r>
+        <w:t>测试环境已经部署完成时，不需要重新安装 PowerMem，也不需要重建 SeekDB 或重新下载 embedding 模型。只需停止服务、备份并修改 .env，然后重新启动和验证。</w:t>
+      </w:r>
+    </w:p>
+    <w:p>
+      <w:pPr>
+        <w:pStyle w:val="164"/>
+      </w:pPr>
+      <w:r>
+        <w:t># 1. 停止测试环境 PowerMem</w:t>
+      </w:r>
+    </w:p>
+    <w:p>
+      <w:pPr>
+        <w:pStyle w:val="164"/>
+      </w:pPr>
+      <w:r>
+        <w:t>/home/devops/apps/test/powermem/scripts/stop-powermem.sh</w:t>
+      </w:r>
+    </w:p>
+    <w:p>
+      <w:pPr>
+        <w:pStyle w:val="164"/>
+      </w:pPr>
+    </w:p>
+    <w:p>
+      <w:pPr>
+        <w:pStyle w:val="164"/>
+      </w:pPr>
+      <w:r>
+        <w:t># 2. 备份当前配置</w:t>
+      </w:r>
+    </w:p>
+    <w:p>
+      <w:pPr>
+        <w:pStyle w:val="164"/>
+      </w:pPr>
+      <w:r>
+        <w:t>cp /home/devops/apps/test/powermem/.env /home/devops/apps/test/powermem/.env.$(date +%Y%m%d%H%M%S).bak</w:t>
+      </w:r>
+    </w:p>
+    <w:p>
+      <w:pPr>
+        <w:pStyle w:val="164"/>
+      </w:pPr>
+    </w:p>
+    <w:p>
+      <w:pPr>
+        <w:pStyle w:val="164"/>
+      </w:pPr>
+      <w:r>
+        <w:t># 3. 编辑配置</w:t>
+      </w:r>
+    </w:p>
+    <w:p>
+      <w:pPr>
+        <w:pStyle w:val="164"/>
+      </w:pPr>
+      <w:r>
+        <w:t>vi /home/devops/apps/test/powermem/.env</w:t>
+      </w:r>
+    </w:p>
+    <w:p>
+      <w:pPr>
+        <w:pStyle w:val="164"/>
+      </w:pPr>
+    </w:p>
+    <w:p>
+      <w:pPr>
+        <w:pStyle w:val="164"/>
+      </w:pPr>
+      <w:r>
+        <w:t># 将下面四项更新为 AIRouter 配置；其他数据库和 embedding 配置保持不变</w:t>
+      </w:r>
+    </w:p>
+    <w:p>
+      <w:pPr>
+        <w:pStyle w:val="164"/>
+      </w:pPr>
+      <w:r>
+        <w:t>LLM_PROVIDER=openai</w:t>
+      </w:r>
+    </w:p>
+    <w:p>
+      <w:pPr>
+        <w:pStyle w:val="164"/>
+      </w:pPr>
+      <w:r>
+        <w:t>LLM_MODEL=deepseek-v4-pro-202606</w:t>
+      </w:r>
+    </w:p>
+    <w:p>
+      <w:pPr>
+        <w:pStyle w:val="164"/>
+      </w:pPr>
+      <w:r>
+        <w:t>LLM_API_KEY=sk-168bc06b8049ecaf15e49519a02ac34f</w:t>
+      </w:r>
+    </w:p>
+    <w:p>
+      <w:pPr>
+        <w:pStyle w:val="164"/>
+      </w:pPr>
+      <w:r>
+        <w:t>OPENAI_LLM_BASE_URL=https://chaomengai.com/v1</w:t>
+      </w:r>
+    </w:p>
+    <w:p>
+      <w:pPr>
+        <w:pStyle w:val="164"/>
+      </w:pPr>
+    </w:p>
+    <w:p>
+      <w:pPr>
+        <w:pStyle w:val="164"/>
+      </w:pPr>
+      <w:r>
+        <w:t># 4. 启动服务；启动脚本会重新读取 .env</w:t>
+      </w:r>
+    </w:p>
+    <w:p>
+      <w:pPr>
+        <w:pStyle w:val="164"/>
+      </w:pPr>
+      <w:r>
+        <w:t>/home/devops/apps/test/powermem/scripts/start-powermem.sh</w:t>
+      </w:r>
+    </w:p>
+    <w:p>
+      <w:pPr>
+        <w:pStyle w:val="164"/>
+      </w:pPr>
+    </w:p>
+    <w:p>
+      <w:pPr>
+        <w:pStyle w:val="164"/>
+      </w:pPr>
+      <w:r>
+        <w:t># 5. 检查状态并验证写入、检索</w:t>
+      </w:r>
+    </w:p>
+    <w:p>
+      <w:pPr>
+        <w:pStyle w:val="164"/>
+      </w:pPr>
+      <w:r>
+        <w:t>/home/devops/apps/test/powermem/scripts/status-powermem.sh</w:t>
+      </w:r>
+    </w:p>
+    <w:p>
+      <w:pPr>
+        <w:pStyle w:val="164"/>
+      </w:pPr>
+      <w:r>
+        <w:t>/home/devops/apps/test/powermem/scripts/verify-powermem.sh</w:t>
+      </w:r>
+    </w:p>
+    <w:p>
+      <w:pPr>
+        <w:pStyle w:val="164"/>
+      </w:pPr>
+      <w:r>
+        <w:t>tail -n 100 /home/devops/apps/test/powermem/logs/server.out.log</w:t>
+      </w:r>
+    </w:p>
+    <w:p>
+      <w:pPr>
+        <w:pStyle w:val="164"/>
+      </w:pPr>
+      <w:r>
+        <w:t># 6. 验证新 LLM 的 infer=true 抽取链路</w:t>
+      </w:r>
+    </w:p>
+    <w:p>
+      <w:pPr>
+        <w:pStyle w:val="164"/>
+      </w:pPr>
+      <w:r>
+        <w:t>KEY=$(grep '^POWERMEM_SERVER_API_KEYS=' /home/devops/apps/test/powermem/.env | cut -d= -f2-)</w:t>
+      </w:r>
+    </w:p>
+    <w:p>
+      <w:pPr>
+        <w:pStyle w:val="164"/>
+      </w:pPr>
+      <w:r>
+        <w:t>curl -sS -X POST 'http://127.0.0.1:18848/api/v1/memories' \</w:t>
+      </w:r>
+    </w:p>
+    <w:p>
+      <w:pPr>
+        <w:pStyle w:val="164"/>
+      </w:pPr>
+      <w:r>
+        <w:t xml:space="preserve">  -H "X-API-Key: $KEY" \</w:t>
+      </w:r>
+    </w:p>
+    <w:p>
+      <w:pPr>
+        <w:pStyle w:val="164"/>
+      </w:pPr>
+      <w:r>
+        <w:t xml:space="preserve">  -H 'Content-Type: application/json' \</w:t>
+      </w:r>
+    </w:p>
+    <w:p>
+      <w:pPr>
+        <w:pStyle w:val="164"/>
+      </w:pPr>
+      <w:r>
+        <w:t xml:space="preserve">  -d '{"user_id":"powermem_llm_switch_probe","agent_id":"pixelflow","run_id":"llm-switch-probe","content":"我以后默认喜欢简洁的蓝白科技风。","metadata":{"source":"llm_switch_probe","category":"preference"},"scope":"user","memory_type":"preference","infer":true}'</w:t>
+      </w:r>
+    </w:p>
+    <w:p>
+      <w:pPr/>
+      <w:r>
+        <w:t>接口返回 success=true 且 data 非空，才表示新 AIRouter LLM 已被 PowerMem 的 infer=true 抽取链路真实调用成功。如果 data=[] 或返回模型错误，请查看 server.out.log 和 powermem.log。</w:t>
+      </w:r>
+    </w:p>
+    <w:p>
+      <w:pPr/>
+      <w:r>
+        <w:t>只切换 LLM 不会改变 embedding 模型和 384 维向量结构，因此已有记忆数据可以继续使用。停止并重新启动 PowerMem 即可让新配置生效；仅执行 reload 不足以保证进程重新读取 .env。</w:t>
       </w:r>
     </w:p>
     <w:p>
